--- a/AI技术分析/Agent/OpenClaw-源码解析--03-消息处理.docx
+++ b/AI技术分析/Agent/OpenClaw-源码解析--03-消息处理.docx
@@ -2334,21 +2334,7 @@
         <w:rPr>
           <w:rFonts w:ascii="Microsoft YaHei" w:hAnsi="Microsoft YaHei" w:hint="eastAsia"/>
         </w:rPr>
-        <w:t>hatsap|</w:t>
-      </w:r>
-      <w:proofErr w:type="gramStart"/>
-      <w:r>
-        <w:rPr>
-          <w:rFonts w:ascii="Microsoft YaHei" w:hAnsi="Microsoft YaHei" w:hint="eastAsia"/>
-        </w:rPr>
-        <w:t>main:+</w:t>
-      </w:r>
-      <w:proofErr w:type="gramEnd"/>
-      <w:r>
-        <w:rPr>
-          <w:rFonts w:ascii="Microsoft YaHei" w:hAnsi="Microsoft YaHei" w:hint="eastAsia"/>
-        </w:rPr>
-        <w:t>1234567890|msg_123</w:t>
+        <w:t>hatsap|main:+1234567890|msg_123</w:t>
       </w:r>
     </w:p>
     <w:p>
@@ -2371,21 +2357,7 @@
         <w:rPr>
           <w:rFonts w:ascii="Microsoft YaHei" w:hAnsi="Microsoft YaHei" w:hint="eastAsia"/>
         </w:rPr>
-        <w:t>iscord|</w:t>
-      </w:r>
-      <w:proofErr w:type="gramStart"/>
-      <w:r>
-        <w:rPr>
-          <w:rFonts w:ascii="Microsoft YaHei" w:hAnsi="Microsoft YaHei" w:hint="eastAsia"/>
-        </w:rPr>
-        <w:t>default:assistant</w:t>
-      </w:r>
-      <w:proofErr w:type="gramEnd"/>
-      <w:r>
-        <w:rPr>
-          <w:rFonts w:ascii="Microsoft YaHei" w:hAnsi="Microsoft YaHei" w:hint="eastAsia"/>
-        </w:rPr>
-        <w:t>:123|123456789|1123</w:t>
+        <w:t>iscord|default:assistant:123|123456789|1123</w:t>
       </w:r>
     </w:p>
     <w:p>
@@ -2436,21 +2408,7 @@
         <w:rPr>
           <w:rFonts w:ascii="Microsoft YaHei" w:hAnsi="Microsoft YaHei" w:hint="eastAsia"/>
         </w:rPr>
-        <w:t>有些消息不是给Agent干活的，而是给系统发送控制命令的，所以除了去重，系统还会做一些快速拦截。例如用户输入/</w:t>
-      </w:r>
-      <w:proofErr w:type="gramStart"/>
-      <w:r>
-        <w:rPr>
-          <w:rFonts w:ascii="Microsoft YaHei" w:hAnsi="Microsoft YaHei" w:hint="eastAsia"/>
-        </w:rPr>
-        <w:t>stop</w:t>
-      </w:r>
-      <w:proofErr w:type="gramEnd"/>
-      <w:r>
-        <w:rPr>
-          <w:rFonts w:ascii="Microsoft YaHei" w:hAnsi="Microsoft YaHei" w:hint="eastAsia"/>
-        </w:rPr>
-        <w:t>，那它就不该继续往下跑任务理解和工具调用，而应该立刻中断对应的AbortController，强行停止正在执行的Agent任务。</w:t>
+        <w:t>有些消息不是给Agent干活的，而是给系统发送控制命令的，所以除了去重，系统还会做一些快速拦截。例如用户输入/stop，那它就不该继续往下跑任务理解和工具调用，而应该立刻中断对应的AbortController，强行停止正在执行的Agent任务。</w:t>
       </w:r>
     </w:p>
     <w:p>
@@ -2638,30 +2596,8 @@
         <w:rPr>
           <w:rFonts w:ascii="Microsoft YaHei" w:hAnsi="Microsoft YaHei" w:hint="eastAsia"/>
         </w:rPr>
-        <w:t>{agentId</w:t>
-      </w:r>
-      <w:proofErr w:type="gramStart"/>
-      <w:r>
-        <w:rPr>
-          <w:rFonts w:ascii="Microsoft YaHei" w:hAnsi="Microsoft YaHei" w:hint="eastAsia"/>
-        </w:rPr>
-        <w:t>}:{</w:t>
-      </w:r>
-      <w:proofErr w:type="gramEnd"/>
-      <w:r>
-        <w:rPr>
-          <w:rFonts w:ascii="Microsoft YaHei" w:hAnsi="Microsoft YaHei" w:hint="eastAsia"/>
-        </w:rPr>
-        <w:t>scope}，例如：</w:t>
-      </w:r>
-      <w:proofErr w:type="gramStart"/>
-      <w:r>
-        <w:rPr>
-          <w:rFonts w:ascii="Microsoft YaHei" w:hAnsi="Microsoft YaHei" w:hint="eastAsia"/>
-        </w:rPr>
-        <w:t>assistant:main</w:t>
-      </w:r>
-      <w:proofErr w:type="gramEnd"/>
+        <w:t>{agentId}:{scope}，例如：assistant:main</w:t>
+      </w:r>
     </w:p>
     <w:p>
       <w:pPr>
@@ -2874,49 +2810,7 @@
         <w:rPr>
           <w:rFonts w:ascii="Microsoft YaHei" w:hAnsi="Microsoft YaHei" w:hint="eastAsia"/>
         </w:rPr>
-        <w:t>一旦Agent确定下来，系统就会为这次对话构建sessionKey，格式一般是：{agentId}:{scope}。比如</w:t>
-      </w:r>
-      <w:proofErr w:type="gramStart"/>
-      <w:r>
-        <w:rPr>
-          <w:rFonts w:ascii="Microsoft YaHei" w:hAnsi="Microsoft YaHei" w:hint="eastAsia"/>
-        </w:rPr>
-        <w:t>assistant:main</w:t>
-      </w:r>
-      <w:proofErr w:type="gramEnd"/>
-      <w:r>
-        <w:rPr>
-          <w:rFonts w:ascii="Microsoft YaHei" w:hAnsi="Microsoft YaHei" w:hint="eastAsia"/>
-        </w:rPr>
-        <w:t>、</w:t>
-      </w:r>
-      <w:proofErr w:type="gramStart"/>
-      <w:r>
-        <w:rPr>
-          <w:rFonts w:ascii="Microsoft YaHei" w:hAnsi="Microsoft YaHei" w:hint="eastAsia"/>
-        </w:rPr>
-        <w:t>assistant:whatsapp</w:t>
-      </w:r>
-      <w:proofErr w:type="gramEnd"/>
-      <w:r>
-        <w:rPr>
-          <w:rFonts w:ascii="Microsoft YaHei" w:hAnsi="Microsoft YaHei" w:hint="eastAsia"/>
-        </w:rPr>
-        <w:t>:</w:t>
-      </w:r>
-      <w:proofErr w:type="gramStart"/>
-      <w:r>
-        <w:rPr>
-          <w:rFonts w:ascii="Microsoft YaHei" w:hAnsi="Microsoft YaHei" w:hint="eastAsia"/>
-        </w:rPr>
-        <w:t>direct:+</w:t>
-      </w:r>
-      <w:proofErr w:type="gramEnd"/>
-      <w:r>
-        <w:rPr>
-          <w:rFonts w:ascii="Microsoft YaHei" w:hAnsi="Microsoft YaHei" w:hint="eastAsia"/>
-        </w:rPr>
-        <w:t>1234567890。</w:t>
+        <w:t>一旦Agent确定下来，系统就会为这次对话构建sessionKey，格式一般是：{agentId}:{scope}。比如assistant:main、assistant:whatsapp:direct:+1234567890。</w:t>
       </w:r>
     </w:p>
     <w:p>
@@ -5569,21 +5463,7 @@
         <w:rPr>
           <w:rFonts w:ascii="Microsoft YaHei" w:hAnsi="Microsoft YaHei" w:hint="eastAsia"/>
         </w:rPr>
-        <w:t>如果一股脑全塞回上下文，很容易直接撑爆窗口。所以系统会自动阶段工具输出，并判断是否要保留尾部关键信息。如果尾部由错误信息或JSON结构，</w:t>
-      </w:r>
-      <w:proofErr w:type="gramStart"/>
-      <w:r>
-        <w:rPr>
-          <w:rFonts w:ascii="Microsoft YaHei" w:hAnsi="Microsoft YaHei" w:hint="eastAsia"/>
-        </w:rPr>
-        <w:t>就会采取“头尾保留”策略</w:t>
-      </w:r>
-      <w:proofErr w:type="gramEnd"/>
-      <w:r>
-        <w:rPr>
-          <w:rFonts w:ascii="Microsoft YaHei" w:hAnsi="Microsoft YaHei" w:hint="eastAsia"/>
-        </w:rPr>
-        <w:t>，否则只会保留开头。</w:t>
+        <w:t>如果一股脑全塞回上下文，很容易直接撑爆窗口。所以系统会自动阶段工具输出，并判断是否要保留尾部关键信息。如果尾部由错误信息或JSON结构，就会采取“头尾保留”策略，否则只会保留开头。</w:t>
       </w:r>
     </w:p>
     <w:p>
@@ -8962,9 +8842,6 @@
         <w:adjustRightInd w:val="0"/>
         <w:snapToGrid w:val="0"/>
         <w:ind w:firstLine="420"/>
-        <w:rPr>
-          <w:rFonts w:ascii="Microsoft YaHei" w:hAnsi="Microsoft YaHei"/>
-        </w:rPr>
       </w:pPr>
       <w:r>
         <w:rPr>
@@ -8974,44 +8851,6 @@
       </w:r>
     </w:p>
     <w:p>
-      <w:hyperlink r:id="rId43" w:history="1">
-        <w:r>
-          <w:rPr>
-            <w:rStyle w:val="Hyperlink"/>
-          </w:rPr>
-          <w:t>https://mp.weixin.qq.com/s/jcR6huWnQq4Wk8syKvdFDQ</w:t>
-        </w:r>
-      </w:hyperlink>
-    </w:p>
-    <w:p/>
-    <w:p>
-      <w:hyperlink r:id="rId44" w:history="1">
-        <w:r>
-          <w:rPr>
-            <w:rStyle w:val="Hyperlink"/>
-          </w:rPr>
-          <w:t>https://mp.weixin.qq.com/s/k2vjcm5ctSdCYXRDko9CZQ</w:t>
-        </w:r>
-      </w:hyperlink>
-    </w:p>
-    <w:p>
-      <w:hyperlink r:id="rId45" w:history="1">
-        <w:r>
-          <w:rPr>
-            <w:rStyle w:val="Hyperlink"/>
-          </w:rPr>
-          <w:t>https://mp.weixin.qq.com/s/JtECR8pMopRSec_FF3S20g</w:t>
-        </w:r>
-      </w:hyperlink>
-    </w:p>
-    <w:p/>
-    <w:p>
-      <w:r>
-        <w:lastRenderedPageBreak/>
-        <w:t>https://mp.weixin.qq.com/s/oKuSgz5CP4aPOjt_o2Vi8g</w:t>
-      </w:r>
-    </w:p>
-    <w:p>
       <w:pPr>
         <w:widowControl/>
         <w:jc w:val="left"/>
@@ -9021,8 +8860,8 @@
       </w:pPr>
     </w:p>
     <w:sectPr>
-      <w:headerReference w:type="default" r:id="rId46"/>
-      <w:footerReference w:type="default" r:id="rId47"/>
+      <w:headerReference w:type="default" r:id="rId43"/>
+      <w:footerReference w:type="default" r:id="rId44"/>
       <w:pgSz w:w="11906" w:h="16838"/>
       <w:pgMar w:top="851" w:right="991" w:bottom="1440" w:left="993" w:header="510" w:footer="850" w:gutter="0"/>
       <w:cols w:space="425"/>
